--- a/L01/L01_Chris_Roy_ITAI1378.docx
+++ b/L01/L01_Chris_Roy_ITAI1378.docx
@@ -117,7 +117,31 @@
       <w:r>
         <w:rPr/>
         <w:tab/>
-        <w:t xml:space="preserve">Facial recognition in the modern world has been used as a solution for a multitude of problems, while simultaneously creating a multitude of new possibilities and opportunities within the world of technology. In today’s world, whether it is for better or for worse, we’re surrounded by this innovation every day: it’s in our phones, used by our schools, public establishments, the TSA, the list goes on and on. Facial recognition has played a major contribution not limited to but including categorizing multiple databases such sex offender registries, criminal record archives and citizenship data. Issues such as child exploitation have been cracked down using publicly available information compared against face data. </w:t>
+        <w:t xml:space="preserve">Facial recognition in the modern world has been used as a solution for a multitude of problems, while simultaneously creating a multitude of new possibilities and opportunities within the world of technology. In today’s world, whether it is for better or for worse, we’re surrounded by this innovation every day: it’s in our phones </w:t>
+      </w:r>
+      <w:r>
+        <w:rPr/>
+        <w:t>when we need to use face scan to open them</w:t>
+      </w:r>
+      <w:r>
+        <w:rPr/>
+        <w:t xml:space="preserve">, the TSA </w:t>
+      </w:r>
+      <w:r>
+        <w:rPr/>
+        <w:t>for identity verification</w:t>
+      </w:r>
+      <w:r>
+        <w:rPr/>
+        <w:t xml:space="preserve">, </w:t>
+      </w:r>
+      <w:r>
+        <w:rPr/>
+        <w:t xml:space="preserve">law enforcement for individual identification on a case, </w:t>
+      </w:r>
+      <w:r>
+        <w:rPr/>
+        <w:t>the list goes on and on.</w:t>
       </w:r>
     </w:p>
     <w:p>
@@ -131,7 +155,23 @@
       <w:r>
         <w:rPr/>
         <w:tab/>
-        <w:t>The first step to the technology behind Facial recognition would of course be the camera. Facial recognition algorithms can work with the average smartphone camera, $237 amazon camera, or whatever else you would like to hook it up with. Modern facial recognition is essentially four steps: First, face detection, which is an object-class detection used as pointer data for segmentation to pull the face away from the background. Second, the segmentation is manipulated to account for face pose direction, file metadata and photographic properties such as contrast and gamma. Third, facial feature extraction, which cookie cuts reference point objects such as the eyes, nose and mouth are measured in the image. The fourth and final step, is the feature vector which is the product of the first three steps and is finally used to match against a database of faces.</w:t>
+        <w:t xml:space="preserve">The first step to the technology behind Facial recognition would of course be the camera. Facial recognition algorithms can work with the average smartphone camera, $237 amazon camera, or whatever else you would like to hook it up with. Modern facial recognition is essentially four steps: First, face detection, which is an object-class detection used as pointer data for segmentation to pull the face away from the background. Second, the segmentation is manipulated to account for face pose direction, </w:t>
+      </w:r>
+      <w:r>
+        <w:rPr/>
+        <w:t>a</w:t>
+      </w:r>
+      <w:r>
+        <w:rPr/>
+        <w:t xml:space="preserve">nd photographic properties such as contrast and gamma. Third, facial feature extraction, which cookie cuts reference point objects such as the eyes, nose and mouth are measured in the image. The fourth and final step, is the feature vector which is the product of the first three steps and is finally used to match against a database of faces. </w:t>
+      </w:r>
+      <w:r>
+        <w:rPr/>
+        <w:t xml:space="preserve">So after covering all of that, what should be understood is that: A camera captures the data that allows CV to find the “face”, which is processed and aligned, </w:t>
+      </w:r>
+      <w:r>
+        <w:rPr/>
+        <w:t>ML model generates a numeral expression from it, compared against stored representations and finally, the system determines whether the similarity is sufficient for a match.</w:t>
       </w:r>
     </w:p>
     <w:p>
@@ -145,10 +185,78 @@
       <w:r>
         <w:rPr/>
         <w:tab/>
-      </w:r>
-      <w:r>
-        <w:rPr/>
-        <w:t>In terms of benefits, facial recognition has a vast portfolio. Nowadays, facial recognition has achieved convenient innovation such as making security issues a single hands-free scan whether it be to open your phone or open your front door. I didn’t finish it I’m sorry.</w:t>
+        <w:t xml:space="preserve">In terms of benefits, facial recognition has a vast portfolio. Nowadays, facial recognition has achieved convenient innovation such as making security issues a single hands-free scan whether it be to open your phone or open your front door. </w:t>
+      </w:r>
+      <w:r>
+        <w:rPr/>
+        <w:t>Not only that but in this era ushering AI(for better or for worse), facial recognition has the edge of speedy automation, repetitive tasks are simply more time efficient for an algorithm to do than a human.</w:t>
+      </w:r>
+    </w:p>
+    <w:p>
+      <w:pPr>
+        <w:pStyle w:val="Normal"/>
+        <w:bidi w:val="0"/>
+        <w:spacing w:lineRule="auto" w:line="480"/>
+        <w:jc w:val="start"/>
+        <w:rPr/>
+      </w:pPr>
+      <w:r>
+        <w:rPr/>
+        <w:tab/>
+        <w:t xml:space="preserve">Now let’s shift gears for a minute, there are challenges/struggles for this kind of technology as well. False positives and negatives can cause the technology’s capabilities to come into question. One issue still plaguing facial recognition technology is bias and misidentification. Take it from an excerpt from an AIMultiple article, “A computer science professor from the University at Buffalo’s Department of Computer Science and Engineering, Ifeoma Nwogu, explains that many algorithms achieve high accuracy within narrowly representative training datasets, typically dominated by images of white males aged 18–35, which leads to significantly higher error rates for women and people of color.” </w:t>
+      </w:r>
+      <w:r>
+        <w:rPr/>
+        <w:t xml:space="preserve">Another issue with facial recognition technology comes from the fact that theoretically everything goes well, practically however real-world factors such as low light, obstructions such as glasses or masks, obscure changes in angle confuse the system and cause errors, which in return cause cracks in the model if left unchecked, at this current rate we cannot look into fully automated facial recognition workflows for the foreseeable future. </w:t>
+      </w:r>
+      <w:r>
+        <w:rPr/>
+        <w:t>Another issue is data security and misuse, facial data as well as biometric data as a whole extremely sensitive because unlike a password, you can’</w:t>
+      </w:r>
+      <w:r>
+        <w:rPr/>
+        <w:t>t</w:t>
+      </w:r>
+      <w:r>
+        <w:rPr/>
+        <w:t xml:space="preserve"> exactly “reset” it to protect your data, </w:t>
+      </w:r>
+      <w:r>
+        <w:rPr/>
+        <w:t>an</w:t>
+      </w:r>
+      <w:r>
+        <w:rPr/>
+        <w:t xml:space="preserve"> example of this comes from </w:t>
+      </w:r>
+      <w:r>
+        <w:rPr/>
+        <w:t xml:space="preserve">a company named Clearview AI </w:t>
+      </w:r>
+      <w:r>
+        <w:rPr/>
+        <w:t>that provides facial recognition software built on tens of billions of images scraped from publicly accessible websites. Law enforcement and government agencies use the system by uploading a photo which returns possible matches and links to where those images appeared online. The company had faced consistent legal scrutiny over privacy concerns, especially when European regulators have repeatedly found the company in violation of data protection laws.</w:t>
+      </w:r>
+    </w:p>
+    <w:p>
+      <w:pPr>
+        <w:pStyle w:val="Normal"/>
+        <w:bidi w:val="0"/>
+        <w:spacing w:lineRule="auto" w:line="480"/>
+        <w:jc w:val="start"/>
+        <w:rPr/>
+      </w:pPr>
+      <w:r>
+        <w:rPr/>
+        <w:tab/>
+      </w:r>
+      <w:r>
+        <w:rPr/>
+        <w:t xml:space="preserve">Now, can facial recognition benefit society? Of course! Can it divide and burn it? Possibly. Let’s recap, facial recognition technology has proven to assist law enforcement in cases that would most likely go much longer unsolved without the tool’s help, </w:t>
+      </w:r>
+      <w:r>
+        <w:rPr/>
+        <w:t>but on the other hand, it’s clear that this technology can be used for unwarranted mass-surveillance and a tool of mass control, and it already has been. Call it speculation but even though it doesn’t fall under facial recognition but rather license plate scanning, I would think Flock as a company is moving towards the latter possibility in tandem with the government. This technology isn’t good or evil by nature, unless the vessel that was designed for to operate on was made with intentions that may speak otherwise. I believe moderation isn’t a solution, but it’s the first step that would help this nation take accountability for the damage that’s already done.</w:t>
       </w:r>
       <w:r>
         <w:br w:type="page"/>
@@ -192,41 +300,37 @@
         <w:jc w:val="start"/>
         <w:rPr/>
       </w:pPr>
-      <w:hyperlink r:id="rId4">
-        <w:r>
-          <w:rPr>
-            <w:rStyle w:val="Hyperlink"/>
-          </w:rPr>
-          <w:t>https://www.gao.gov/products/gao-21-526</w:t>
-        </w:r>
-      </w:hyperlink>
-    </w:p>
-    <w:p>
-      <w:pPr>
-        <w:pStyle w:val="Normal"/>
-        <w:bidi w:val="0"/>
-        <w:spacing w:lineRule="auto" w:line="480"/>
-        <w:jc w:val="start"/>
-        <w:rPr/>
-      </w:pPr>
-      <w:hyperlink r:id="rId6">
-        <w:r>
-          <w:rPr>
-            <w:rStyle w:val="Hyperlink"/>
-          </w:rPr>
-          <w:t>https://en.wikipedia.org/wiki/Face_detection</w:t>
-        </w:r>
-      </w:hyperlink>
-    </w:p>
-    <w:p>
-      <w:pPr>
-        <w:pStyle w:val="Normal"/>
-        <w:bidi w:val="0"/>
-        <w:spacing w:lineRule="auto" w:line="480"/>
-        <w:jc w:val="start"/>
-        <w:rPr/>
-      </w:pPr>
-      <w:hyperlink r:id="rId7">
+      <w:r>
+        <w:rPr>
+          <w:rStyle w:val="Hyperlink"/>
+        </w:rPr>
+        <w:t>https://www.gao.gov/products/gao-21-526</w:t>
+      </w:r>
+    </w:p>
+    <w:p>
+      <w:pPr>
+        <w:pStyle w:val="Normal"/>
+        <w:bidi w:val="0"/>
+        <w:spacing w:lineRule="auto" w:line="480"/>
+        <w:jc w:val="start"/>
+        <w:rPr/>
+      </w:pPr>
+      <w:r>
+        <w:rPr>
+          <w:rStyle w:val="Hyperlink"/>
+        </w:rPr>
+        <w:t>https://en.wikipedia.org/wiki/Face_detection</w:t>
+      </w:r>
+    </w:p>
+    <w:p>
+      <w:pPr>
+        <w:pStyle w:val="Normal"/>
+        <w:bidi w:val="0"/>
+        <w:spacing w:lineRule="auto" w:line="480"/>
+        <w:jc w:val="start"/>
+        <w:rPr/>
+      </w:pPr>
+      <w:hyperlink r:id="rId3">
         <w:r>
           <w:rPr>
             <w:rStyle w:val="Hyperlink"/>
@@ -244,13 +348,28 @@
         <w:rPr/>
       </w:pPr>
       <w:r>
+        <w:rPr>
+          <w:rStyle w:val="Hyperlink"/>
+        </w:rPr>
+        <w:t>https://aimultiple.com/facial-recognition-challenges</w:t>
+      </w:r>
+    </w:p>
+    <w:p>
+      <w:pPr>
+        <w:pStyle w:val="Normal"/>
+        <w:bidi w:val="0"/>
+        <w:spacing w:lineRule="auto" w:line="480"/>
+        <w:jc w:val="start"/>
+        <w:rPr/>
+      </w:pPr>
+      <w:r>
         <w:rPr/>
       </w:r>
     </w:p>
     <w:sectPr>
-      <w:headerReference w:type="even" r:id="rId8"/>
-      <w:headerReference w:type="default" r:id="rId9"/>
-      <w:headerReference w:type="first" r:id="rId10"/>
+      <w:headerReference w:type="even" r:id="rId4"/>
+      <w:headerReference w:type="default" r:id="rId5"/>
+      <w:headerReference w:type="first" r:id="rId6"/>
       <w:type w:val="nextPage"/>
       <w:pgSz w:w="12240" w:h="15840"/>
       <w:pgMar w:left="1134" w:right="1134" w:gutter="0" w:header="1134" w:top="1693" w:footer="0" w:bottom="1134"/>
@@ -303,7 +422,7 @@
     </w:r>
     <w:r>
       <w:rPr/>
-      <w:t>3</w:t>
+      <w:t>4</w:t>
     </w:r>
     <w:r>
       <w:rPr/>
@@ -339,7 +458,7 @@
     </w:r>
     <w:r>
       <w:rPr/>
-      <w:t>3</w:t>
+      <w:t>4</w:t>
     </w:r>
     <w:r>
       <w:rPr/>
